--- a/docs/만세력_개발기록.docx
+++ b/docs/만세력_개발기록.docx
@@ -4,7 +4,23 @@
   <w:body>
     <w:p>
       <w:pPr>
-        <w:spacing w:after="60" w:before="1400"/>
+        <w:pBdr>
+          <w:bottom w:val="single" w:color="b8860b" w:sz="24"/>
+        </w:pBdr>
+        <w:shd w:color="8a1c1c" w:val="solid"/>
+        <w:spacing w:after="0" w:before="400"/>
+      </w:pPr>
+      <w:r>
+        <w:rPr>
+          <w:sz w:val="8"/>
+          <w:szCs w:val="8"/>
+        </w:rPr>
+        <w:t xml:space="preserve"/>
+      </w:r>
+    </w:p>
+    <w:p>
+      <w:pPr>
+        <w:spacing w:after="60" w:before="500"/>
         <w:jc w:val="center"/>
       </w:pPr>
       <w:r>
@@ -12,15 +28,15 @@
           <w:b/>
           <w:bCs/>
           <w:color w:val="8a1c1c"/>
-          <w:sz w:val="56"/>
-          <w:szCs w:val="56"/>
+          <w:sz w:val="60"/>
+          <w:szCs w:val="60"/>
         </w:rPr>
         <w:t xml:space="preserve">만세력 사주 조회 웹앱</w:t>
       </w:r>
     </w:p>
     <w:p>
       <w:pPr>
-        <w:spacing w:after="40"/>
+        <w:spacing w:after="30"/>
         <w:jc w:val="center"/>
       </w:pPr>
       <w:r>
@@ -34,7 +50,7 @@
     </w:p>
     <w:p>
       <w:pPr>
-        <w:spacing w:after="600"/>
+        <w:spacing w:after="260"/>
         <w:jc w:val="center"/>
       </w:pPr>
       <w:r>
@@ -48,7 +64,72 @@
     </w:p>
     <w:p>
       <w:pPr>
-        <w:spacing w:after="20"/>
+        <w:spacing w:after="20" w:before="80"/>
+        <w:jc w:val="center"/>
+      </w:pPr>
+      <w:r>
+        <w:drawing>
+          <wp:inline distT="0" distB="0" distL="0" distR="0">
+            <wp:extent cx="4381500" cy="2924175"/>
+            <wp:effectExtent t="0" r="0" b="0" l="0"/>
+            <wp:docPr id="1" name="" descr="" title=""/>
+            <wp:cNvGraphicFramePr>
+              <a:graphicFrameLocks xmlns:a="http://schemas.openxmlformats.org/drawingml/2006/main" noChangeAspect="1"/>
+            </wp:cNvGraphicFramePr>
+            <a:graphic xmlns:a="http://schemas.openxmlformats.org/drawingml/2006/main">
+              <a:graphicData uri="http://schemas.openxmlformats.org/drawingml/2006/picture">
+                <pic:pic xmlns:pic="http://schemas.openxmlformats.org/drawingml/2006/picture">
+                  <pic:nvPicPr>
+                    <pic:cNvPr id="0" name="" descr=""/>
+                    <pic:cNvPicPr>
+                      <a:picLocks noChangeAspect="1" noChangeArrowheads="1"/>
+                    </pic:cNvPicPr>
+                  </pic:nvPicPr>
+                  <pic:blipFill>
+                    <a:blip r:embed="rId8" cstate="none"/>
+                    <a:srcRect/>
+                    <a:stretch>
+                      <a:fillRect/>
+                    </a:stretch>
+                  </pic:blipFill>
+                  <pic:spPr bwMode="auto">
+                    <a:xfrm>
+                      <a:off x="0" y="0"/>
+                      <a:ext cx="4381500" cy="2924175"/>
+                    </a:xfrm>
+                    <a:prstGeom prst="rect">
+                      <a:avLst/>
+                    </a:prstGeom>
+                  </pic:spPr>
+                </pic:pic>
+              </a:graphicData>
+            </a:graphic>
+          </wp:inline>
+        </w:drawing>
+      </w:r>
+    </w:p>
+    <w:p>
+      <w:pPr>
+        <w:spacing w:after="140"/>
+        <w:jc w:val="center"/>
+      </w:pPr>
+      <w:r>
+        <w:rPr>
+          <w:i/>
+          <w:iCs/>
+          <w:color w:val="7a6f63"/>
+          <w:sz w:val="18"/>
+          <w:szCs w:val="18"/>
+        </w:rPr>
+        <w:t xml:space="preserve">그림 0. 대표 이미지(사이트 상단 배너)</w:t>
+      </w:r>
+    </w:p>
+    <w:p>
+      <w:pPr>
+        <w:pBdr>
+          <w:top w:val="single" w:color="b8860b" w:sz="8" w:space="8"/>
+        </w:pBdr>
+        <w:spacing w:after="20" w:before="200"/>
         <w:jc w:val="center"/>
       </w:pPr>
       <w:r>
@@ -57,7 +138,7 @@
           <w:sz w:val="20"/>
           <w:szCs w:val="20"/>
         </w:rPr>
-        <w:t xml:space="preserve">리포지토리: github.com/ksoh777-droid/ManSeaYuk1</w:t>
+        <w:t xml:space="preserve">리포지토리  github.com/ksoh777-droid/ManSeaYuk1</w:t>
       </w:r>
     </w:p>
     <w:p>
@@ -71,7 +152,7 @@
           <w:sz w:val="20"/>
           <w:szCs w:val="20"/>
         </w:rPr>
-        <w:t xml:space="preserve">공개 사이트: https://ksoh777-droid.github.io/ManSeaYuk1/</w:t>
+        <w:t xml:space="preserve">공개 사이트  https://ksoh777-droid.github.io/ManSeaYuk1/</w:t>
       </w:r>
     </w:p>
     <w:p>
@@ -85,7 +166,7 @@
           <w:sz w:val="20"/>
           <w:szCs w:val="20"/>
         </w:rPr>
-        <w:t xml:space="preserve">작성일: 2026-08-07</w:t>
+        <w:t xml:space="preserve">작성일  2026-08-07</w:t>
       </w:r>
     </w:p>
     <w:p>
@@ -98,8 +179,232 @@
     </w:p>
     <w:p>
       <w:pPr>
+        <w:spacing w:after="160"/>
+      </w:pPr>
+      <w:r>
+        <w:rPr>
+          <w:b/>
+          <w:bCs/>
+          <w:color w:val="8a1c1c"/>
+          <w:sz w:val="36"/>
+          <w:szCs w:val="36"/>
+        </w:rPr>
+        <w:t xml:space="preserve">목  차</w:t>
+      </w:r>
+    </w:p>
+    <w:p>
+      <w:pPr>
+        <w:tabs>
+          <w:tab w:val="right" w:pos="9026" w:leader="dot"/>
+        </w:tabs>
+        <w:spacing w:after="60"/>
+      </w:pPr>
+      <w:r>
+        <w:rPr>
+          <w:b/>
+          <w:bCs/>
+          <w:color w:val="8a1c1c"/>
+          <w:sz w:val="22"/>
+          <w:szCs w:val="22"/>
+        </w:rPr>
+        <w:t xml:space="preserve">1.  프로젝트 개요</w:t>
+      </w:r>
+    </w:p>
+    <w:p>
+      <w:pPr>
+        <w:tabs>
+          <w:tab w:val="right" w:pos="9026" w:leader="dot"/>
+        </w:tabs>
+        <w:spacing w:after="60"/>
+      </w:pPr>
+      <w:r>
+        <w:rPr>
+          <w:b w:val="false"/>
+          <w:bCs w:val="false"/>
+          <w:color w:val="2b2420"/>
+          <w:sz w:val="22"/>
+          <w:szCs w:val="22"/>
+        </w:rPr>
+        <w:t xml:space="preserve">2.  개발 환경 준비</w:t>
+      </w:r>
+    </w:p>
+    <w:p>
+      <w:pPr>
+        <w:tabs>
+          <w:tab w:val="right" w:pos="9026" w:leader="dot"/>
+        </w:tabs>
+        <w:spacing w:after="60"/>
+      </w:pPr>
+      <w:r>
+        <w:rPr>
+          <w:b w:val="false"/>
+          <w:bCs w:val="false"/>
+          <w:color w:val="2b2420"/>
+          <w:sz w:val="22"/>
+          <w:szCs w:val="22"/>
+        </w:rPr>
+        <w:t xml:space="preserve">   2.1 GitHub 연결   2.2 Node.js(포터블)   2.3 빌드 구조</w:t>
+      </w:r>
+    </w:p>
+    <w:p>
+      <w:pPr>
+        <w:tabs>
+          <w:tab w:val="right" w:pos="9026" w:leader="dot"/>
+        </w:tabs>
+        <w:spacing w:after="60"/>
+      </w:pPr>
+      <w:r>
+        <w:rPr>
+          <w:b/>
+          <w:bCs/>
+          <w:color w:val="8a1c1c"/>
+          <w:sz w:val="22"/>
+          <w:szCs w:val="22"/>
+        </w:rPr>
+        <w:t xml:space="preserve">3.  로그인·클라우드 저장 (구글)</w:t>
+      </w:r>
+    </w:p>
+    <w:p>
+      <w:pPr>
+        <w:tabs>
+          <w:tab w:val="right" w:pos="9026" w:leader="dot"/>
+        </w:tabs>
+        <w:spacing w:after="60"/>
+      </w:pPr>
+      <w:r>
+        <w:rPr>
+          <w:b/>
+          <w:bCs/>
+          <w:color w:val="8a1c1c"/>
+          <w:sz w:val="22"/>
+          <w:szCs w:val="22"/>
+        </w:rPr>
+        <w:t xml:space="preserve">4.  디자인 개편 · 대표 이미지 최적화</w:t>
+      </w:r>
+    </w:p>
+    <w:p>
+      <w:pPr>
+        <w:tabs>
+          <w:tab w:val="right" w:pos="9026" w:leader="dot"/>
+        </w:tabs>
+        <w:spacing w:after="60"/>
+      </w:pPr>
+      <w:r>
+        <w:rPr>
+          <w:b/>
+          <w:bCs/>
+          <w:color w:val="8a1c1c"/>
+          <w:sz w:val="22"/>
+          <w:szCs w:val="22"/>
+        </w:rPr>
+        <w:t xml:space="preserve">5.  소셜 로그인 확장 (네이버·카카오)</w:t>
+      </w:r>
+    </w:p>
+    <w:p>
+      <w:pPr>
+        <w:tabs>
+          <w:tab w:val="right" w:pos="9026" w:leader="dot"/>
+        </w:tabs>
+        <w:spacing w:after="60"/>
+      </w:pPr>
+      <w:r>
+        <w:rPr>
+          <w:b w:val="false"/>
+          <w:bCs w:val="false"/>
+          <w:color w:val="2b2420"/>
+          <w:sz w:val="22"/>
+          <w:szCs w:val="22"/>
+        </w:rPr>
+        <w:t xml:space="preserve">   5.1 동작 흐름   5.2 함수/비밀값   5.3 IAM   5.4 카카오 KOE 오류</w:t>
+      </w:r>
+    </w:p>
+    <w:p>
+      <w:pPr>
+        <w:tabs>
+          <w:tab w:val="right" w:pos="9026" w:leader="dot"/>
+        </w:tabs>
+        <w:spacing w:after="60"/>
+      </w:pPr>
+      <w:r>
+        <w:rPr>
+          <w:b/>
+          <w:bCs/>
+          <w:color w:val="8a1c1c"/>
+          <w:sz w:val="22"/>
+          <w:szCs w:val="22"/>
+        </w:rPr>
+        <w:t xml:space="preserve">6.  관리자 페이지</w:t>
+      </w:r>
+    </w:p>
+    <w:p>
+      <w:pPr>
+        <w:tabs>
+          <w:tab w:val="right" w:pos="9026" w:leader="dot"/>
+        </w:tabs>
+        <w:spacing w:after="60"/>
+      </w:pPr>
+      <w:r>
+        <w:rPr>
+          <w:b/>
+          <w:bCs/>
+          <w:color w:val="8a1c1c"/>
+          <w:sz w:val="22"/>
+          <w:szCs w:val="22"/>
+        </w:rPr>
+        <w:t xml:space="preserve">7.  배포·운영 구조 요약</w:t>
+      </w:r>
+    </w:p>
+    <w:p>
+      <w:pPr>
+        <w:tabs>
+          <w:tab w:val="right" w:pos="9026" w:leader="dot"/>
+        </w:tabs>
+        <w:spacing w:after="60"/>
+      </w:pPr>
+      <w:r>
+        <w:rPr>
+          <w:b w:val="false"/>
+          <w:bCs w:val="false"/>
+          <w:color w:val="2b2420"/>
+          <w:sz w:val="22"/>
+          <w:szCs w:val="22"/>
+        </w:rPr>
+        <w:t xml:space="preserve">8.  남은 개선 과제</w:t>
+      </w:r>
+    </w:p>
+    <w:p>
+      <w:pPr>
+        <w:tabs>
+          <w:tab w:val="right" w:pos="9026" w:leader="dot"/>
+        </w:tabs>
+        <w:spacing w:after="60"/>
+      </w:pPr>
+      <w:r>
+        <w:rPr>
+          <w:b/>
+          <w:bCs/>
+          <w:color w:val="8a1c1c"/>
+          <w:sz w:val="22"/>
+          <w:szCs w:val="22"/>
+        </w:rPr>
+        <w:t xml:space="preserve">부록  주요 코드 스니펫</w:t>
+      </w:r>
+    </w:p>
+    <w:p>
+      <w:pPr>
+        <w:pageBreakBefore/>
+      </w:pPr>
+      <w:r>
+        <w:t xml:space="preserve"/>
+      </w:r>
+    </w:p>
+    <w:p>
+      <w:pPr>
         <w:pStyle w:val="Heading1"/>
-        <w:spacing w:after="120" w:before="260"/>
+        <w:pBdr>
+          <w:bottom w:val="single" w:color="b8860b" w:sz="6" w:space="4"/>
+        </w:pBdr>
+        <w:spacing w:after="120" w:before="280"/>
       </w:pPr>
       <w:r>
         <w:rPr>
@@ -115,6 +420,7 @@
     <w:p>
       <w:pPr>
         <w:spacing w:after="90"/>
+        <w:jc w:val="both"/>
       </w:pPr>
       <w:r>
         <w:rPr>
@@ -182,6 +488,7 @@
     <w:p>
       <w:pPr>
         <w:spacing w:after="90"/>
+        <w:jc w:val="both"/>
       </w:pPr>
       <w:r>
         <w:rPr>
@@ -195,7 +502,10 @@
     <w:p>
       <w:pPr>
         <w:pStyle w:val="Heading1"/>
-        <w:spacing w:after="120" w:before="260"/>
+        <w:pBdr>
+          <w:bottom w:val="single" w:color="b8860b" w:sz="6" w:space="4"/>
+        </w:pBdr>
+        <w:spacing w:after="120" w:before="280"/>
       </w:pPr>
       <w:r>
         <w:rPr>
@@ -279,57 +589,53 @@
     <w:p>
       <w:pPr>
         <w:spacing w:after="90"/>
-      </w:pPr>
-      <w:r>
-        <w:rPr>
-          <w:color w:val="2b2420"/>
-          <w:sz w:val="22"/>
-          <w:szCs w:val="22"/>
-        </w:rPr>
-        <w:t xml:space="preserve">이 PC에는 Node.js가 설치되어 있지 않았고, 관리자 권한(UAC) 문제로 MSI 설치가 불가하여 포터블 버전을 사용하였다.</w:t>
-      </w:r>
-    </w:p>
-    <w:p>
-      <w:pPr>
-        <w:shd w:color="f0e9db" w:val="solid"/>
-        <w:spacing w:after="90"/>
-      </w:pPr>
-      <w:r>
-        <w:rPr>
-          <w:rFonts w:ascii="Consolas" w:cs="Consolas" w:eastAsia="Consolas" w:hAnsi="Consolas"/>
-          <w:color w:val="333333"/>
-          <w:sz w:val="20"/>
-          <w:szCs w:val="20"/>
-        </w:rPr>
-        <w:t xml:space="preserve">C:\Users\VIEW LIFE\AppData\Local\nodejs-portable\node-v24.19.0-win-x64</w:t>
-      </w:r>
-    </w:p>
-    <w:p>
-      <w:pPr>
-        <w:spacing w:after="90"/>
-      </w:pPr>
-      <w:r>
-        <w:rPr>
-          <w:color w:val="2b2420"/>
-          <w:sz w:val="22"/>
-          <w:szCs w:val="22"/>
-        </w:rPr>
-        <w:t xml:space="preserve">빌드/배포 전 위 경로를 PATH에 주입해야 한다. 예:</w:t>
-      </w:r>
-    </w:p>
-    <w:p>
-      <w:pPr>
-        <w:shd w:color="f0e9db" w:val="solid"/>
-        <w:spacing w:after="90"/>
-      </w:pPr>
-      <w:r>
-        <w:rPr>
-          <w:rFonts w:ascii="Consolas" w:cs="Consolas" w:eastAsia="Consolas" w:hAnsi="Consolas"/>
-          <w:color w:val="333333"/>
-          <w:sz w:val="20"/>
-          <w:szCs w:val="20"/>
-        </w:rPr>
-        <w:t xml:space="preserve">$env:Path="C:\Users\...\nodejs-portable\node-v24.19.0-win-x64;$env:Path"; node build_html.mjs</w:t>
+        <w:jc w:val="both"/>
+      </w:pPr>
+      <w:r>
+        <w:rPr>
+          <w:color w:val="2b2420"/>
+          <w:sz w:val="22"/>
+          <w:szCs w:val="22"/>
+        </w:rPr>
+        <w:t xml:space="preserve">이 PC에는 Node.js가 없었고 관리자 권한(UAC) 문제로 MSI 설치가 불가하여 포터블 버전을 사용하였다. 빌드/배포 전 아래 경로를 PATH에 주입한다.</w:t>
+      </w:r>
+    </w:p>
+    <w:p>
+      <w:pPr>
+        <w:pBdr>
+          <w:left w:val="single" w:color="b8860b" w:sz="18" w:space="6"/>
+        </w:pBdr>
+        <w:shd w:color="2b2420" w:val="solid"/>
+        <w:spacing w:after="120" w:before="60"/>
+      </w:pPr>
+      <w:r>
+        <w:rPr>
+          <w:rFonts w:ascii="Consolas" w:cs="Consolas" w:eastAsia="Consolas" w:hAnsi="Consolas"/>
+          <w:color w:val="f3e6c4"/>
+          <w:sz w:val="18"/>
+          <w:szCs w:val="18"/>
+        </w:rPr>
+        <w:t xml:space="preserve">$env:Path="C:\Users\VIEW LIFE\AppData\Local\</w:t>
+      </w:r>
+      <w:r>
+        <w:rPr>
+          <w:rFonts w:ascii="Consolas" w:cs="Consolas" w:eastAsia="Consolas" w:hAnsi="Consolas"/>
+          <w:color w:val="f3e6c4"/>
+          <w:sz w:val="18"/>
+          <w:szCs w:val="18"/>
+        </w:rPr>
+        <w:br/>
+        <w:t xml:space="preserve">  nodejs-portable\node-v24.19.0-win-x64;$env:Path"</w:t>
+      </w:r>
+      <w:r>
+        <w:rPr>
+          <w:rFonts w:ascii="Consolas" w:cs="Consolas" w:eastAsia="Consolas" w:hAnsi="Consolas"/>
+          <w:color w:val="f3e6c4"/>
+          <w:sz w:val="18"/>
+          <w:szCs w:val="18"/>
+        </w:rPr>
+        <w:br/>
+        <w:t xml:space="preserve">node build_html.mjs</w:t>
       </w:r>
     </w:p>
     <w:p>
@@ -387,7 +693,10 @@
     <w:p>
       <w:pPr>
         <w:pStyle w:val="Heading1"/>
-        <w:spacing w:after="120" w:before="260"/>
+        <w:pBdr>
+          <w:bottom w:val="single" w:color="b8860b" w:sz="6" w:space="4"/>
+        </w:pBdr>
+        <w:spacing w:after="120" w:before="280"/>
       </w:pPr>
       <w:r>
         <w:rPr>
@@ -403,6 +712,7 @@
     <w:p>
       <w:pPr>
         <w:spacing w:after="90"/>
+        <w:jc w:val="both"/>
       </w:pPr>
       <w:r>
         <w:rPr>
@@ -428,7 +738,7 @@
           <w:sz w:val="22"/>
           <w:szCs w:val="22"/>
         </w:rPr>
-        <w:t xml:space="preserve">Firebase 프로젝트(manseayuk) 생성, 웹 앱 등록, Google 로그인 제공자 활성화, Firestore 데이터베이스 생성.</w:t>
+        <w:t xml:space="preserve">Firebase 프로젝트(manseayuk) 생성, 웹 앱 등록, Google 로그인 제공자 활성화, Firestore 생성.</w:t>
       </w:r>
     </w:p>
     <w:p>
@@ -482,7 +792,7 @@
           <w:sz w:val="22"/>
           <w:szCs w:val="22"/>
         </w:rPr>
-        <w:t xml:space="preserve">프로필 저장 로직을 "메모리 캐시 + 백엔드 전환" 구조로 리팩터링 — 로그인 전에는 로컬, 로그인 후에는 Firestore.</w:t>
+        <w:t xml:space="preserve">프로필 저장 로직을 "메모리 캐시 + 백엔드 전환" 구조로 리팩터링(로그인 전 로컬 / 후 Firestore).</w:t>
       </w:r>
     </w:p>
     <w:p>
@@ -500,26 +810,68 @@
           <w:sz w:val="22"/>
           <w:szCs w:val="22"/>
         </w:rPr>
-        <w:t xml:space="preserve">최초 로그인 시, 브라우저에 저장돼 있던 입력을 계정으로 올릴지 확인하는 절차 제공.</w:t>
-      </w:r>
-    </w:p>
-    <w:p>
-      <w:pPr>
-        <w:spacing w:after="90"/>
-      </w:pPr>
-      <w:r>
-        <w:rPr>
-          <w:color w:val="2b2420"/>
-          <w:sz w:val="22"/>
-          <w:szCs w:val="22"/>
-        </w:rPr>
-        <w:t xml:space="preserve">구글은 Firebase 기본 제공자라 별도 서버 없이 클라이언트 SDK만으로 로그인이 동작한다.</w:t>
-      </w:r>
-    </w:p>
+        <w:t xml:space="preserve">최초 로그인 시, 브라우저에 저장돼 있던 입력을 계정으로 올릴지 확인.</w:t>
+      </w:r>
+    </w:p>
+    <w:p>
+      <w:pPr>
+        <w:spacing w:after="60"/>
+      </w:pPr>
+      <w:r>
+        <w:t xml:space="preserve"/>
+      </w:r>
+    </w:p>
+    <w:tbl>
+      <w:tblPr>
+        <w:tblW w:type="pct" w:w="100%"/>
+        <w:tblBorders>
+          <w:top w:val="dashed" w:color="b8860b" w:sz="6"/>
+          <w:left w:val="dashed" w:color="b8860b" w:sz="6"/>
+          <w:bottom w:val="dashed" w:color="b8860b" w:sz="6"/>
+          <w:right w:val="dashed" w:color="b8860b" w:sz="6"/>
+          <w:insideH w:val="dashed" w:color="b8860b" w:sz="6"/>
+          <w:insideV w:val="dashed" w:color="b8860b" w:sz="6"/>
+        </w:tblBorders>
+      </w:tblPr>
+      <w:tblGrid>
+        <w:gridCol w:w="100"/>
+      </w:tblGrid>
+      <w:tr>
+        <w:tc>
+          <w:tcPr>
+            <w:shd w:color="fbf7ee" w:val="solid"/>
+            <w:tcMar>
+              <w:top w:type="dxa" w:w="360"/>
+              <w:left w:type="dxa" w:w="120"/>
+              <w:bottom w:type="dxa" w:w="360"/>
+              <w:right w:type="dxa" w:w="120"/>
+            </w:tcMar>
+          </w:tcPr>
+          <w:p>
+            <w:pPr>
+              <w:jc w:val="center"/>
+            </w:pPr>
+            <w:r>
+              <w:rPr>
+                <w:i/>
+                <w:iCs/>
+                <w:color w:val="7a6f63"/>
+                <w:sz w:val="20"/>
+                <w:szCs w:val="20"/>
+              </w:rPr>
+              <w:t xml:space="preserve">🖼  스크린샷: 로그인 후 헤더(프로필 표시)와 '저장·불러오기' 카드</w:t>
+            </w:r>
+          </w:p>
+        </w:tc>
+      </w:tr>
+    </w:tbl>
     <w:p>
       <w:pPr>
         <w:pStyle w:val="Heading1"/>
-        <w:spacing w:after="120" w:before="260"/>
+        <w:pBdr>
+          <w:bottom w:val="single" w:color="b8860b" w:sz="6" w:space="4"/>
+        </w:pBdr>
+        <w:spacing w:after="120" w:before="280"/>
       </w:pPr>
       <w:r>
         <w:rPr>
@@ -529,7 +881,7 @@
           <w:sz w:val="30"/>
           <w:szCs w:val="30"/>
         </w:rPr>
-        <w:t xml:space="preserve">4. 디자인 개편</w:t>
+        <w:t xml:space="preserve">4. 디자인 개편 · 대표 이미지 최적화</w:t>
       </w:r>
     </w:p>
     <w:p>
@@ -547,7 +899,7 @@
           <w:sz w:val="22"/>
           <w:szCs w:val="22"/>
         </w:rPr>
-        <w:t xml:space="preserve">상단 헤더를 로고+제목 구성 → 프리미엄 히어로(그라데이션) → 최종적으로 사용자가 제공한 대표 이미지 배너로 교체.</w:t>
+        <w:t xml:space="preserve">상단 헤더를 로고+제목 → 프리미엄 히어로 → 최종적으로 대표 이미지 배너로 교체.</w:t>
       </w:r>
     </w:p>
     <w:p>
@@ -565,7 +917,7 @@
           <w:sz w:val="22"/>
           <w:szCs w:val="22"/>
         </w:rPr>
-        <w:t xml:space="preserve">로그인 버튼을 이미지 위에 오버레이(어두운 반투명 알약), 로그인 후에는 밝은 칩 배경의 프로필로 전환.</w:t>
+        <w:t xml:space="preserve">로그인 버튼을 이미지 위에 오버레이, 로그인 후에는 밝은 칩 배경 프로필로 전환.</w:t>
       </w:r>
     </w:p>
     <w:p>
@@ -583,7 +935,7 @@
           <w:sz w:val="22"/>
           <w:szCs w:val="22"/>
         </w:rPr>
-        <w:t xml:space="preserve">저장·불러오기 카드는 로그인했을 때만 노출, 로그아웃 시 안내문으로 대체.</w:t>
+        <w:t xml:space="preserve">저장·불러오기 카드는 로그인 시에만 노출.</w:t>
       </w:r>
     </w:p>
     <w:p>
@@ -606,6 +958,68 @@
     </w:p>
     <w:p>
       <w:pPr>
+        <w:spacing w:after="20" w:before="80"/>
+        <w:jc w:val="center"/>
+      </w:pPr>
+      <w:r>
+        <w:drawing>
+          <wp:inline distT="0" distB="0" distL="0" distR="0">
+            <wp:extent cx="4572000" cy="3048000"/>
+            <wp:effectExtent t="0" r="0" b="0" l="0"/>
+            <wp:docPr id="1" name="" descr="" title=""/>
+            <wp:cNvGraphicFramePr>
+              <a:graphicFrameLocks xmlns:a="http://schemas.openxmlformats.org/drawingml/2006/main" noChangeAspect="1"/>
+            </wp:cNvGraphicFramePr>
+            <a:graphic xmlns:a="http://schemas.openxmlformats.org/drawingml/2006/main">
+              <a:graphicData uri="http://schemas.openxmlformats.org/drawingml/2006/picture">
+                <pic:pic xmlns:pic="http://schemas.openxmlformats.org/drawingml/2006/picture">
+                  <pic:nvPicPr>
+                    <pic:cNvPr id="0" name="" descr=""/>
+                    <pic:cNvPicPr>
+                      <a:picLocks noChangeAspect="1" noChangeArrowheads="1"/>
+                    </pic:cNvPicPr>
+                  </pic:nvPicPr>
+                  <pic:blipFill>
+                    <a:blip r:embed="rId8" cstate="none"/>
+                    <a:srcRect/>
+                    <a:stretch>
+                      <a:fillRect/>
+                    </a:stretch>
+                  </pic:blipFill>
+                  <pic:spPr bwMode="auto">
+                    <a:xfrm>
+                      <a:off x="0" y="0"/>
+                      <a:ext cx="4572000" cy="3048000"/>
+                    </a:xfrm>
+                    <a:prstGeom prst="rect">
+                      <a:avLst/>
+                    </a:prstGeom>
+                  </pic:spPr>
+                </pic:pic>
+              </a:graphicData>
+            </a:graphic>
+          </wp:inline>
+        </w:drawing>
+      </w:r>
+    </w:p>
+    <w:p>
+      <w:pPr>
+        <w:spacing w:after="140"/>
+        <w:jc w:val="center"/>
+      </w:pPr>
+      <w:r>
+        <w:rPr>
+          <w:i/>
+          <w:iCs/>
+          <w:color w:val="7a6f63"/>
+          <w:sz w:val="18"/>
+          <w:szCs w:val="18"/>
+        </w:rPr>
+        <w:t xml:space="preserve">그림 1. 최종 헤더에 사용된 대표 이미지 배너</w:t>
+      </w:r>
+    </w:p>
+    <w:p>
+      <w:pPr>
         <w:pStyle w:val="Heading2"/>
         <w:spacing w:after="80" w:before="180"/>
       </w:pPr>
@@ -623,14 +1037,15 @@
     <w:p>
       <w:pPr>
         <w:spacing w:after="90"/>
-      </w:pPr>
-      <w:r>
-        <w:rPr>
-          <w:color w:val="2b2420"/>
-          <w:sz w:val="22"/>
-          <w:szCs w:val="22"/>
-        </w:rPr>
-        <w:t xml:space="preserve">대표 이미지가 2.3MB(PNG)로 초기 로딩이 느려, sharp 라이브러리로 WebP 변환·리사이즈하였다.</w:t>
+        <w:jc w:val="both"/>
+      </w:pPr>
+      <w:r>
+        <w:rPr>
+          <w:color w:val="2b2420"/>
+          <w:sz w:val="22"/>
+          <w:szCs w:val="22"/>
+        </w:rPr>
+        <w:t xml:space="preserve">초기 로딩 속도를 위해 sharp로 WebP 변환·리사이즈하였다.</w:t>
       </w:r>
     </w:p>
     <w:tbl>
@@ -656,6 +1071,7 @@
         </w:trPr>
         <w:tc>
           <w:tcPr>
+            <w:tcW w:type="pct" w:w="34%"/>
             <w:shd w:color="8a1c1c" w:val="solid"/>
             <w:tcMar>
               <w:top w:type="dxa" w:w="60"/>
@@ -679,6 +1095,7 @@
         </w:tc>
         <w:tc>
           <w:tcPr>
+            <w:tcW w:type="pct" w:w="33%"/>
             <w:shd w:color="8a1c1c" w:val="solid"/>
             <w:tcMar>
               <w:top w:type="dxa" w:w="60"/>
@@ -702,6 +1119,7 @@
         </w:tc>
         <w:tc>
           <w:tcPr>
+            <w:tcW w:type="pct" w:w="33%"/>
             <w:shd w:color="8a1c1c" w:val="solid"/>
             <w:tcMar>
               <w:top w:type="dxa" w:w="60"/>
@@ -727,6 +1145,7 @@
       <w:tr>
         <w:tc>
           <w:tcPr>
+            <w:tcW w:type="pct" w:w="34%"/>
             <w:shd w:color="ffffff" w:val="solid"/>
             <w:tcMar>
               <w:top w:type="dxa" w:w="50"/>
@@ -748,6 +1167,7 @@
         </w:tc>
         <w:tc>
           <w:tcPr>
+            <w:tcW w:type="pct" w:w="33%"/>
             <w:shd w:color="ffffff" w:val="solid"/>
             <w:tcMar>
               <w:top w:type="dxa" w:w="50"/>
@@ -769,6 +1189,7 @@
         </w:tc>
         <w:tc>
           <w:tcPr>
+            <w:tcW w:type="pct" w:w="33%"/>
             <w:shd w:color="ffffff" w:val="solid"/>
             <w:tcMar>
               <w:top w:type="dxa" w:w="50"/>
@@ -792,6 +1213,7 @@
       <w:tr>
         <w:tc>
           <w:tcPr>
+            <w:tcW w:type="pct" w:w="34%"/>
             <w:shd w:color="faf6ec" w:val="solid"/>
             <w:tcMar>
               <w:top w:type="dxa" w:w="50"/>
@@ -813,6 +1235,7 @@
         </w:tc>
         <w:tc>
           <w:tcPr>
+            <w:tcW w:type="pct" w:w="33%"/>
             <w:shd w:color="faf6ec" w:val="solid"/>
             <w:tcMar>
               <w:top w:type="dxa" w:w="50"/>
@@ -834,6 +1257,7 @@
         </w:tc>
         <w:tc>
           <w:tcPr>
+            <w:tcW w:type="pct" w:w="33%"/>
             <w:shd w:color="faf6ec" w:val="solid"/>
             <w:tcMar>
               <w:top w:type="dxa" w:w="50"/>
@@ -857,6 +1281,7 @@
       <w:tr>
         <w:tc>
           <w:tcPr>
+            <w:tcW w:type="pct" w:w="34%"/>
             <w:shd w:color="ffffff" w:val="solid"/>
             <w:tcMar>
               <w:top w:type="dxa" w:w="50"/>
@@ -878,6 +1303,7 @@
         </w:tc>
         <w:tc>
           <w:tcPr>
+            <w:tcW w:type="pct" w:w="33%"/>
             <w:shd w:color="ffffff" w:val="solid"/>
             <w:tcMar>
               <w:top w:type="dxa" w:w="50"/>
@@ -899,6 +1325,7 @@
         </w:tc>
         <w:tc>
           <w:tcPr>
+            <w:tcW w:type="pct" w:w="33%"/>
             <w:shd w:color="ffffff" w:val="solid"/>
             <w:tcMar>
               <w:top w:type="dxa" w:w="50"/>
@@ -923,7 +1350,10 @@
     <w:p>
       <w:pPr>
         <w:pStyle w:val="Heading1"/>
-        <w:spacing w:after="120" w:before="260"/>
+        <w:pBdr>
+          <w:bottom w:val="single" w:color="b8860b" w:sz="6" w:space="4"/>
+        </w:pBdr>
+        <w:spacing w:after="120" w:before="280"/>
       </w:pPr>
       <w:r>
         <w:rPr>
@@ -939,14 +1369,15 @@
     <w:p>
       <w:pPr>
         <w:spacing w:after="90"/>
-      </w:pPr>
-      <w:r>
-        <w:rPr>
-          <w:color w:val="2b2420"/>
-          <w:sz w:val="22"/>
-          <w:szCs w:val="22"/>
-        </w:rPr>
-        <w:t xml:space="preserve">네이버와 카카오는 Firebase 기본 제공자가 아니므로, 정적 사이트만으로는 클라우드 저장과 연동할 수 없다. 이를 위해 Firebase Cloud Functions로 "커스텀 토큰 브리지"를 구축하였다.</w:t>
+        <w:jc w:val="both"/>
+      </w:pPr>
+      <w:r>
+        <w:rPr>
+          <w:color w:val="2b2420"/>
+          <w:sz w:val="22"/>
+          <w:szCs w:val="22"/>
+        </w:rPr>
+        <w:t xml:space="preserve">네이버·카카오는 Firebase 기본 제공자가 아니어서 정적 사이트만으로는 클라우드 저장과 연동할 수 없다. Cloud Functions로 "커스텀 토큰 브리지"를 구축하였다.</w:t>
       </w:r>
     </w:p>
     <w:p>
@@ -980,7 +1411,7 @@
           <w:sz w:val="22"/>
           <w:szCs w:val="22"/>
         </w:rPr>
-        <w:t xml:space="preserve">브라우저 → 네이버/카카오 인가(authorize) 페이지로 이동 (redirect_uri = Cloud Function 주소).</w:t>
+        <w:t xml:space="preserve">브라우저 → 네이버/카카오 인가 페이지로 이동 (redirect_uri = Cloud Function 주소).</w:t>
       </w:r>
     </w:p>
     <w:p>
@@ -1016,7 +1447,7 @@
           <w:sz w:val="22"/>
           <w:szCs w:val="22"/>
         </w:rPr>
-        <w:t xml:space="preserve">접근토큰으로 프로필 조회(브라우저는 CORS로 불가, 서버에서 수행).</w:t>
+        <w:t xml:space="preserve">접근토큰으로 프로필 조회(브라우저는 CORS 불가, 서버에서 수행).</w:t>
       </w:r>
     </w:p>
     <w:p>
@@ -1052,7 +1483,7 @@
           <w:sz w:val="22"/>
           <w:szCs w:val="22"/>
         </w:rPr>
-        <w:t xml:space="preserve">사이트로 되돌리며 URL fragment(#)로 토큰 전달 → 브라우저가 signInWithCustomToken 으로 로그인.</w:t>
+        <w:t xml:space="preserve">사이트로 되돌리며 URL fragment(#)로 토큰 전달 → signInWithCustomToken 으로 로그인.</w:t>
       </w:r>
     </w:p>
     <w:p>
@@ -1070,7 +1501,7 @@
           <w:sz w:val="22"/>
           <w:szCs w:val="22"/>
         </w:rPr>
-        <w:t xml:space="preserve">결과적으로 기존 Firestore 규칙(users/{uid})과 그대로 호환되어 저장/불러오기가 동일하게 동작.</w:t>
+        <w:t xml:space="preserve">기존 Firestore 규칙(users/{uid})과 그대로 호환되어 저장/불러오기가 동일하게 동작.</w:t>
       </w:r>
     </w:p>
     <w:p>
@@ -1104,7 +1535,7 @@
           <w:sz w:val="22"/>
           <w:szCs w:val="22"/>
         </w:rPr>
-        <w:t xml:space="preserve">함수(1세대, 리전 asia-northeast3): naverCallback, kakaoCallback — URL이 예측 가능해 콜백 등록이 용이.</w:t>
+        <w:t xml:space="preserve">함수(1세대, asia-northeast3): naverCallback, kakaoCallback — URL이 예측 가능해 콜백 등록이 용이.</w:t>
       </w:r>
     </w:p>
     <w:p>
@@ -1122,7 +1553,7 @@
           <w:sz w:val="22"/>
           <w:szCs w:val="22"/>
         </w:rPr>
-        <w:t xml:space="preserve">비밀값은 functions/.env(git 커밋 제외)에 보관: 네이버 Client ID/Secret, 카카오 REST API 키/Client Secret.</w:t>
+        <w:t xml:space="preserve">비밀값은 functions/.env(git 커밋 제외): 네이버 Client ID/Secret, 카카오 REST 키/Client Secret.</w:t>
       </w:r>
     </w:p>
     <w:p>
@@ -1162,29 +1593,43 @@
     <w:p>
       <w:pPr>
         <w:spacing w:after="90"/>
-      </w:pPr>
-      <w:r>
-        <w:rPr>
-          <w:color w:val="2b2420"/>
-          <w:sz w:val="22"/>
-          <w:szCs w:val="22"/>
-        </w:rPr>
-        <w:t xml:space="preserve">커스텀 토큰은 서명을 위해 실행 서비스 계정에 "Service Account Token Creator" 역할이 필요하다. 없으면 signBlob 권한 거부 오류가 발생한다.</w:t>
-      </w:r>
-    </w:p>
-    <w:p>
-      <w:pPr>
-        <w:shd w:color="f0e9db" w:val="solid"/>
-        <w:spacing w:after="90"/>
-      </w:pPr>
-      <w:r>
-        <w:rPr>
-          <w:rFonts w:ascii="Consolas" w:cs="Consolas" w:eastAsia="Consolas" w:hAnsi="Consolas"/>
-          <w:color w:val="333333"/>
-          <w:sz w:val="20"/>
-          <w:szCs w:val="20"/>
-        </w:rPr>
-        <w:t xml:space="preserve">계정: manseayuk@appspot.gserviceaccount.com  /  역할: roles/iam.serviceAccountTokenCreator</w:t>
+        <w:jc w:val="both"/>
+      </w:pPr>
+      <w:r>
+        <w:rPr>
+          <w:color w:val="2b2420"/>
+          <w:sz w:val="22"/>
+          <w:szCs w:val="22"/>
+        </w:rPr>
+        <w:t xml:space="preserve">커스텀 토큰 서명을 위해 실행 서비스 계정에 "Service Account Token Creator" 역할이 필요하다. 없으면 signBlob 권한 거부 오류가 발생한다.</w:t>
+      </w:r>
+    </w:p>
+    <w:p>
+      <w:pPr>
+        <w:pBdr>
+          <w:left w:val="single" w:color="b8860b" w:sz="18" w:space="6"/>
+        </w:pBdr>
+        <w:shd w:color="2b2420" w:val="solid"/>
+        <w:spacing w:after="120" w:before="60"/>
+      </w:pPr>
+      <w:r>
+        <w:rPr>
+          <w:rFonts w:ascii="Consolas" w:cs="Consolas" w:eastAsia="Consolas" w:hAnsi="Consolas"/>
+          <w:color w:val="f3e6c4"/>
+          <w:sz w:val="18"/>
+          <w:szCs w:val="18"/>
+        </w:rPr>
+        <w:t xml:space="preserve">계정 : manseayuk@appspot.gserviceaccount.com</w:t>
+      </w:r>
+      <w:r>
+        <w:rPr>
+          <w:rFonts w:ascii="Consolas" w:cs="Consolas" w:eastAsia="Consolas" w:hAnsi="Consolas"/>
+          <w:color w:val="f3e6c4"/>
+          <w:sz w:val="18"/>
+          <w:szCs w:val="18"/>
+        </w:rPr>
+        <w:br/>
+        <w:t xml:space="preserve">역할 : roles/iam.serviceAccountTokenCreator</w:t>
       </w:r>
     </w:p>
     <w:p>
@@ -1226,6 +1671,7 @@
         </w:trPr>
         <w:tc>
           <w:tcPr>
+            <w:tcW w:type="pct" w:w="16%"/>
             <w:shd w:color="8a1c1c" w:val="solid"/>
             <w:tcMar>
               <w:top w:type="dxa" w:w="60"/>
@@ -1249,6 +1695,7 @@
         </w:tc>
         <w:tc>
           <w:tcPr>
+            <w:tcW w:type="pct" w:w="30%"/>
             <w:shd w:color="8a1c1c" w:val="solid"/>
             <w:tcMar>
               <w:top w:type="dxa" w:w="60"/>
@@ -1272,6 +1719,7 @@
         </w:tc>
         <w:tc>
           <w:tcPr>
+            <w:tcW w:type="pct" w:w="54%"/>
             <w:shd w:color="8a1c1c" w:val="solid"/>
             <w:tcMar>
               <w:top w:type="dxa" w:w="60"/>
@@ -1297,6 +1745,7 @@
       <w:tr>
         <w:tc>
           <w:tcPr>
+            <w:tcW w:type="pct" w:w="16%"/>
             <w:shd w:color="ffffff" w:val="solid"/>
             <w:tcMar>
               <w:top w:type="dxa" w:w="50"/>
@@ -1318,6 +1767,7 @@
         </w:tc>
         <w:tc>
           <w:tcPr>
+            <w:tcW w:type="pct" w:w="30%"/>
             <w:shd w:color="ffffff" w:val="solid"/>
             <w:tcMar>
               <w:top w:type="dxa" w:w="50"/>
@@ -1333,12 +1783,13 @@
                 <w:sz w:val="20"/>
                 <w:szCs w:val="20"/>
               </w:rPr>
-              <w:t xml:space="preserve">앱 관리자 설정 오류(동의항목)</w:t>
-            </w:r>
-          </w:p>
-        </w:tc>
-        <w:tc>
-          <w:tcPr>
+              <w:t xml:space="preserve">앱 관리자 설정(동의항목)</w:t>
+            </w:r>
+          </w:p>
+        </w:tc>
+        <w:tc>
+          <w:tcPr>
+            <w:tcW w:type="pct" w:w="54%"/>
             <w:shd w:color="ffffff" w:val="solid"/>
             <w:tcMar>
               <w:top w:type="dxa" w:w="50"/>
@@ -1354,7 +1805,7 @@
                 <w:sz w:val="20"/>
                 <w:szCs w:val="20"/>
               </w:rPr>
-              <w:t xml:space="preserve">이메일 등 비즈앱 전용 항목을 필수 동의에서 해제, 닉네임만 필수로</w:t>
+              <w:t xml:space="preserve">이메일 등 비즈앱 전용 항목을 필수 동의에서 해제, 닉네임만 필수</w:t>
             </w:r>
           </w:p>
         </w:tc>
@@ -1362,6 +1813,7 @@
       <w:tr>
         <w:tc>
           <w:tcPr>
+            <w:tcW w:type="pct" w:w="16%"/>
             <w:shd w:color="faf6ec" w:val="solid"/>
             <w:tcMar>
               <w:top w:type="dxa" w:w="50"/>
@@ -1383,6 +1835,7 @@
         </w:tc>
         <w:tc>
           <w:tcPr>
+            <w:tcW w:type="pct" w:w="30%"/>
             <w:shd w:color="faf6ec" w:val="solid"/>
             <w:tcMar>
               <w:top w:type="dxa" w:w="50"/>
@@ -1404,6 +1857,7 @@
         </w:tc>
         <w:tc>
           <w:tcPr>
+            <w:tcW w:type="pct" w:w="54%"/>
             <w:shd w:color="faf6ec" w:val="solid"/>
             <w:tcMar>
               <w:top w:type="dxa" w:w="50"/>
@@ -1419,7 +1873,7 @@
                 <w:sz w:val="20"/>
                 <w:szCs w:val="20"/>
               </w:rPr>
-              <w:t xml:space="preserve">카카오 로그인의 Redirect URI 칸에 함수 URL을 정확히 등록(사이트 도메인 아님)</w:t>
+              <w:t xml:space="preserve">카카오 로그인의 Redirect URI 칸에 함수 URL 정확히 등록(사이트 도메인 아님)</w:t>
             </w:r>
           </w:p>
         </w:tc>
@@ -1427,6 +1881,7 @@
       <w:tr>
         <w:tc>
           <w:tcPr>
+            <w:tcW w:type="pct" w:w="16%"/>
             <w:shd w:color="ffffff" w:val="solid"/>
             <w:tcMar>
               <w:top w:type="dxa" w:w="50"/>
@@ -1448,6 +1903,7 @@
         </w:tc>
         <w:tc>
           <w:tcPr>
+            <w:tcW w:type="pct" w:w="30%"/>
             <w:shd w:color="ffffff" w:val="solid"/>
             <w:tcMar>
               <w:top w:type="dxa" w:w="50"/>
@@ -1469,6 +1925,7 @@
         </w:tc>
         <w:tc>
           <w:tcPr>
+            <w:tcW w:type="pct" w:w="54%"/>
             <w:shd w:color="ffffff" w:val="solid"/>
             <w:tcMar>
               <w:top w:type="dxa" w:w="50"/>
@@ -1484,7 +1941,7 @@
                 <w:sz w:val="20"/>
                 <w:szCs w:val="20"/>
               </w:rPr>
-              <w:t xml:space="preserve">Client Secret "사용함" 상태에서 미전송 → .env에 KAKAO_CLIENT_SECRET 설정 후 재배포</w:t>
+              <w:t xml:space="preserve">Client Secret "사용함"인데 미전송 → .env에 KAKAO_CLIENT_SECRET 설정 후 재배포</w:t>
             </w:r>
           </w:p>
         </w:tc>
@@ -1492,8 +1949,63 @@
     </w:tbl>
     <w:p>
       <w:pPr>
+        <w:spacing w:after="60"/>
+      </w:pPr>
+      <w:r>
+        <w:t xml:space="preserve"/>
+      </w:r>
+    </w:p>
+    <w:tbl>
+      <w:tblPr>
+        <w:tblW w:type="pct" w:w="100%"/>
+        <w:tblBorders>
+          <w:top w:val="dashed" w:color="b8860b" w:sz="6"/>
+          <w:left w:val="dashed" w:color="b8860b" w:sz="6"/>
+          <w:bottom w:val="dashed" w:color="b8860b" w:sz="6"/>
+          <w:right w:val="dashed" w:color="b8860b" w:sz="6"/>
+          <w:insideH w:val="dashed" w:color="b8860b" w:sz="6"/>
+          <w:insideV w:val="dashed" w:color="b8860b" w:sz="6"/>
+        </w:tblBorders>
+      </w:tblPr>
+      <w:tblGrid>
+        <w:gridCol w:w="100"/>
+      </w:tblGrid>
+      <w:tr>
+        <w:tc>
+          <w:tcPr>
+            <w:shd w:color="fbf7ee" w:val="solid"/>
+            <w:tcMar>
+              <w:top w:type="dxa" w:w="360"/>
+              <w:left w:type="dxa" w:w="120"/>
+              <w:bottom w:type="dxa" w:w="360"/>
+              <w:right w:type="dxa" w:w="120"/>
+            </w:tcMar>
+          </w:tcPr>
+          <w:p>
+            <w:pPr>
+              <w:jc w:val="center"/>
+            </w:pPr>
+            <w:r>
+              <w:rPr>
+                <w:i/>
+                <w:iCs/>
+                <w:color w:val="7a6f63"/>
+                <w:sz w:val="20"/>
+                <w:szCs w:val="20"/>
+              </w:rPr>
+              <w:t xml:space="preserve">🖼  스크린샷: 헤더의 구글·네이버·카카오 로그인 버튼</w:t>
+            </w:r>
+          </w:p>
+        </w:tc>
+      </w:tr>
+    </w:tbl>
+    <w:p>
+      <w:pPr>
         <w:pStyle w:val="Heading1"/>
-        <w:spacing w:after="120" w:before="260"/>
+        <w:pBdr>
+          <w:bottom w:val="single" w:color="b8860b" w:sz="6" w:space="4"/>
+        </w:pBdr>
+        <w:spacing w:after="120" w:before="280"/>
       </w:pPr>
       <w:r>
         <w:rPr>
@@ -1509,6 +2021,7 @@
     <w:p>
       <w:pPr>
         <w:spacing w:after="90"/>
+        <w:jc w:val="both"/>
       </w:pPr>
       <w:r>
         <w:rPr>
@@ -1588,7 +2101,7 @@
           <w:sz w:val="22"/>
           <w:szCs w:val="22"/>
         </w:rPr>
-        <w:t xml:space="preserve">admin.html: 관리자 구글 로그인 → 통계(전체/구글/네이버/카카오/저장보유) + 회원 표 + 저장 프로필 펼쳐보기.</w:t>
+        <w:t xml:space="preserve">admin.html: 통계(전체/구글/네이버/카카오/저장보유) + 회원 표 + 저장 프로필 펼쳐보기.</w:t>
       </w:r>
     </w:p>
     <w:p>
@@ -1606,7 +2119,7 @@
           <w:sz w:val="22"/>
           <w:szCs w:val="22"/>
         </w:rPr>
-        <w:t xml:space="preserve">검색 노출 차단(noindex)이며 어디에도 링크하지 않음. 비관리자는 서버에서 데이터가 차단되어 URL 노출돼도 안전.</w:t>
+        <w:t xml:space="preserve">noindex이며 링크 미노출, 비관리자는 서버에서 차단 → URL 노출돼도 안전.</w:t>
       </w:r>
     </w:p>
     <w:p>
@@ -1624,12 +2137,13 @@
           <w:sz w:val="22"/>
           <w:szCs w:val="22"/>
         </w:rPr>
-        <w:t xml:space="preserve">메인 사이트 헤더에는 관리자 계정으로 로그인했을 때만 "관리자" 링크가 나타남.</w:t>
+        <w:t xml:space="preserve">메인 헤더에는 관리자 계정 로그인 시에만 "관리자" 링크가 표시.</w:t>
       </w:r>
     </w:p>
     <w:p>
       <w:pPr>
         <w:spacing w:after="90"/>
+        <w:jc w:val="both"/>
       </w:pPr>
       <w:r>
         <w:rPr>
@@ -1642,8 +2156,63 @@
     </w:p>
     <w:p>
       <w:pPr>
+        <w:spacing w:after="60"/>
+      </w:pPr>
+      <w:r>
+        <w:t xml:space="preserve"/>
+      </w:r>
+    </w:p>
+    <w:tbl>
+      <w:tblPr>
+        <w:tblW w:type="pct" w:w="100%"/>
+        <w:tblBorders>
+          <w:top w:val="dashed" w:color="b8860b" w:sz="6"/>
+          <w:left w:val="dashed" w:color="b8860b" w:sz="6"/>
+          <w:bottom w:val="dashed" w:color="b8860b" w:sz="6"/>
+          <w:right w:val="dashed" w:color="b8860b" w:sz="6"/>
+          <w:insideH w:val="dashed" w:color="b8860b" w:sz="6"/>
+          <w:insideV w:val="dashed" w:color="b8860b" w:sz="6"/>
+        </w:tblBorders>
+      </w:tblPr>
+      <w:tblGrid>
+        <w:gridCol w:w="100"/>
+      </w:tblGrid>
+      <w:tr>
+        <w:tc>
+          <w:tcPr>
+            <w:shd w:color="fbf7ee" w:val="solid"/>
+            <w:tcMar>
+              <w:top w:type="dxa" w:w="360"/>
+              <w:left w:type="dxa" w:w="120"/>
+              <w:bottom w:type="dxa" w:w="360"/>
+              <w:right w:type="dxa" w:w="120"/>
+            </w:tcMar>
+          </w:tcPr>
+          <w:p>
+            <w:pPr>
+              <w:jc w:val="center"/>
+            </w:pPr>
+            <w:r>
+              <w:rPr>
+                <w:i/>
+                <w:iCs/>
+                <w:color w:val="7a6f63"/>
+                <w:sz w:val="20"/>
+                <w:szCs w:val="20"/>
+              </w:rPr>
+              <w:t xml:space="preserve">🖼  스크린샷: 관리자 페이지(통계 + 회원 표)</w:t>
+            </w:r>
+          </w:p>
+        </w:tc>
+      </w:tr>
+    </w:tbl>
+    <w:p>
+      <w:pPr>
         <w:pStyle w:val="Heading1"/>
-        <w:spacing w:after="120" w:before="260"/>
+        <w:pBdr>
+          <w:bottom w:val="single" w:color="b8860b" w:sz="6" w:space="4"/>
+        </w:pBdr>
+        <w:spacing w:after="120" w:before="280"/>
       </w:pPr>
       <w:r>
         <w:rPr>
@@ -1678,6 +2247,7 @@
         </w:trPr>
         <w:tc>
           <w:tcPr>
+            <w:tcW w:type="pct" w:w="26%"/>
             <w:shd w:color="8a1c1c" w:val="solid"/>
             <w:tcMar>
               <w:top w:type="dxa" w:w="60"/>
@@ -1701,6 +2271,7 @@
         </w:tc>
         <w:tc>
           <w:tcPr>
+            <w:tcW w:type="pct" w:w="74%"/>
             <w:shd w:color="8a1c1c" w:val="solid"/>
             <w:tcMar>
               <w:top w:type="dxa" w:w="60"/>
@@ -1726,6 +2297,7 @@
       <w:tr>
         <w:tc>
           <w:tcPr>
+            <w:tcW w:type="pct" w:w="26%"/>
             <w:shd w:color="ffffff" w:val="solid"/>
             <w:tcMar>
               <w:top w:type="dxa" w:w="50"/>
@@ -1747,6 +2319,7 @@
         </w:tc>
         <w:tc>
           <w:tcPr>
+            <w:tcW w:type="pct" w:w="74%"/>
             <w:shd w:color="ffffff" w:val="solid"/>
             <w:tcMar>
               <w:top w:type="dxa" w:w="50"/>
@@ -1770,6 +2343,7 @@
       <w:tr>
         <w:tc>
           <w:tcPr>
+            <w:tcW w:type="pct" w:w="26%"/>
             <w:shd w:color="faf6ec" w:val="solid"/>
             <w:tcMar>
               <w:top w:type="dxa" w:w="50"/>
@@ -1791,6 +2365,7 @@
         </w:tc>
         <w:tc>
           <w:tcPr>
+            <w:tcW w:type="pct" w:w="74%"/>
             <w:shd w:color="faf6ec" w:val="solid"/>
             <w:tcMar>
               <w:top w:type="dxa" w:w="50"/>
@@ -1814,6 +2389,7 @@
       <w:tr>
         <w:tc>
           <w:tcPr>
+            <w:tcW w:type="pct" w:w="26%"/>
             <w:shd w:color="ffffff" w:val="solid"/>
             <w:tcMar>
               <w:top w:type="dxa" w:w="50"/>
@@ -1835,6 +2411,7 @@
         </w:tc>
         <w:tc>
           <w:tcPr>
+            <w:tcW w:type="pct" w:w="74%"/>
             <w:shd w:color="ffffff" w:val="solid"/>
             <w:tcMar>
               <w:top w:type="dxa" w:w="50"/>
@@ -1858,6 +2435,7 @@
       <w:tr>
         <w:tc>
           <w:tcPr>
+            <w:tcW w:type="pct" w:w="26%"/>
             <w:shd w:color="faf6ec" w:val="solid"/>
             <w:tcMar>
               <w:top w:type="dxa" w:w="50"/>
@@ -1879,6 +2457,7 @@
         </w:tc>
         <w:tc>
           <w:tcPr>
+            <w:tcW w:type="pct" w:w="74%"/>
             <w:shd w:color="faf6ec" w:val="solid"/>
             <w:tcMar>
               <w:top w:type="dxa" w:w="50"/>
@@ -1894,7 +2473,7 @@
                 <w:sz w:val="20"/>
                 <w:szCs w:val="20"/>
               </w:rPr>
-              <w:t xml:space="preserve">Cloud Functions (asia-northeast3): naverCallback, kakaoCallback, adminListMembers</w:t>
+              <w:t xml:space="preserve">Cloud Functions(asia-northeast3): naverCallback, kakaoCallback, adminListMembers</w:t>
             </w:r>
           </w:p>
         </w:tc>
@@ -1902,6 +2481,7 @@
       <w:tr>
         <w:tc>
           <w:tcPr>
+            <w:tcW w:type="pct" w:w="26%"/>
             <w:shd w:color="ffffff" w:val="solid"/>
             <w:tcMar>
               <w:top w:type="dxa" w:w="50"/>
@@ -1923,6 +2503,7 @@
         </w:tc>
         <w:tc>
           <w:tcPr>
+            <w:tcW w:type="pct" w:w="74%"/>
             <w:shd w:color="ffffff" w:val="solid"/>
             <w:tcMar>
               <w:top w:type="dxa" w:w="50"/>
@@ -1946,6 +2527,7 @@
       <w:tr>
         <w:tc>
           <w:tcPr>
+            <w:tcW w:type="pct" w:w="26%"/>
             <w:shd w:color="faf6ec" w:val="solid"/>
             <w:tcMar>
               <w:top w:type="dxa" w:w="50"/>
@@ -1967,6 +2549,7 @@
         </w:tc>
         <w:tc>
           <w:tcPr>
+            <w:tcW w:type="pct" w:w="74%"/>
             <w:shd w:color="faf6ec" w:val="solid"/>
             <w:tcMar>
               <w:top w:type="dxa" w:w="50"/>
@@ -1990,6 +2573,7 @@
       <w:tr>
         <w:tc>
           <w:tcPr>
+            <w:tcW w:type="pct" w:w="26%"/>
             <w:shd w:color="ffffff" w:val="solid"/>
             <w:tcMar>
               <w:top w:type="dxa" w:w="50"/>
@@ -2011,6 +2595,7 @@
         </w:tc>
         <w:tc>
           <w:tcPr>
+            <w:tcW w:type="pct" w:w="74%"/>
             <w:shd w:color="ffffff" w:val="solid"/>
             <w:tcMar>
               <w:top w:type="dxa" w:w="50"/>
@@ -2043,6 +2628,7 @@
     <w:p>
       <w:pPr>
         <w:spacing w:after="90"/>
+        <w:jc w:val="both"/>
       </w:pPr>
       <w:r>
         <w:rPr>
@@ -2056,7 +2642,10 @@
     <w:p>
       <w:pPr>
         <w:pStyle w:val="Heading1"/>
-        <w:spacing w:after="120" w:before="260"/>
+        <w:pBdr>
+          <w:bottom w:val="single" w:color="b8860b" w:sz="6" w:space="4"/>
+        </w:pBdr>
+        <w:spacing w:after="120" w:before="280"/>
       </w:pPr>
       <w:r>
         <w:rPr>
@@ -2123,9 +2712,478 @@
         <w:t xml:space="preserve">Cloud Functions 런타임(Node 20 → 상위 버전) 상향으로 지원 종료 경고 제거.</w:t>
       </w:r>
     </w:p>
+    <w:p>
+      <w:pPr>
+        <w:pageBreakBefore/>
+        <w:spacing w:after="0"/>
+      </w:pPr>
+      <w:r>
+        <w:t xml:space="preserve"/>
+      </w:r>
+    </w:p>
+    <w:p>
+      <w:pPr>
+        <w:pStyle w:val="Heading1"/>
+        <w:pBdr>
+          <w:bottom w:val="single" w:color="b8860b" w:sz="6" w:space="4"/>
+        </w:pBdr>
+        <w:spacing w:after="120" w:before="280"/>
+      </w:pPr>
+      <w:r>
+        <w:rPr>
+          <w:b/>
+          <w:bCs/>
+          <w:color w:val="8a1c1c"/>
+          <w:sz w:val="30"/>
+          <w:szCs w:val="30"/>
+        </w:rPr>
+        <w:t xml:space="preserve">부록. 주요 코드 스니펫</w:t>
+      </w:r>
+    </w:p>
+    <w:p>
+      <w:pPr>
+        <w:pStyle w:val="Heading2"/>
+        <w:spacing w:after="80" w:before="180"/>
+      </w:pPr>
+      <w:r>
+        <w:rPr>
+          <w:b/>
+          <w:bCs/>
+          <w:color w:val="2b2420"/>
+          <w:sz w:val="26"/>
+          <w:szCs w:val="26"/>
+        </w:rPr>
+        <w:t xml:space="preserve">A. Firestore 보안 규칙</w:t>
+      </w:r>
+    </w:p>
+    <w:p>
+      <w:pPr>
+        <w:pBdr>
+          <w:left w:val="single" w:color="b8860b" w:sz="18" w:space="6"/>
+        </w:pBdr>
+        <w:shd w:color="2b2420" w:val="solid"/>
+        <w:spacing w:after="120" w:before="60"/>
+      </w:pPr>
+      <w:r>
+        <w:rPr>
+          <w:rFonts w:ascii="Consolas" w:cs="Consolas" w:eastAsia="Consolas" w:hAnsi="Consolas"/>
+          <w:color w:val="f3e6c4"/>
+          <w:sz w:val="18"/>
+          <w:szCs w:val="18"/>
+        </w:rPr>
+        <w:t xml:space="preserve">match /users/{userId} {</w:t>
+      </w:r>
+      <w:r>
+        <w:rPr>
+          <w:rFonts w:ascii="Consolas" w:cs="Consolas" w:eastAsia="Consolas" w:hAnsi="Consolas"/>
+          <w:color w:val="f3e6c4"/>
+          <w:sz w:val="18"/>
+          <w:szCs w:val="18"/>
+        </w:rPr>
+        <w:br/>
+        <w:t xml:space="preserve">  allow read, write:</w:t>
+      </w:r>
+      <w:r>
+        <w:rPr>
+          <w:rFonts w:ascii="Consolas" w:cs="Consolas" w:eastAsia="Consolas" w:hAnsi="Consolas"/>
+          <w:color w:val="f3e6c4"/>
+          <w:sz w:val="18"/>
+          <w:szCs w:val="18"/>
+        </w:rPr>
+        <w:br/>
+        <w:t xml:space="preserve">    if request.auth != null &amp;&amp; request.auth.uid == userId;</w:t>
+      </w:r>
+      <w:r>
+        <w:rPr>
+          <w:rFonts w:ascii="Consolas" w:cs="Consolas" w:eastAsia="Consolas" w:hAnsi="Consolas"/>
+          <w:color w:val="f3e6c4"/>
+          <w:sz w:val="18"/>
+          <w:szCs w:val="18"/>
+        </w:rPr>
+        <w:br/>
+        <w:t xml:space="preserve">}</w:t>
+      </w:r>
+    </w:p>
+    <w:p>
+      <w:pPr>
+        <w:pStyle w:val="Heading2"/>
+        <w:spacing w:after="80" w:before="180"/>
+      </w:pPr>
+      <w:r>
+        <w:rPr>
+          <w:b/>
+          <w:bCs/>
+          <w:color w:val="2b2420"/>
+          <w:sz w:val="26"/>
+          <w:szCs w:val="26"/>
+        </w:rPr>
+        <w:t xml:space="preserve">B. 커스텀 토큰 발급 (Cloud Function, 카카오 예시)</w:t>
+      </w:r>
+    </w:p>
+    <w:p>
+      <w:pPr>
+        <w:pBdr>
+          <w:left w:val="single" w:color="b8860b" w:sz="18" w:space="6"/>
+        </w:pBdr>
+        <w:shd w:color="2b2420" w:val="solid"/>
+        <w:spacing w:after="120" w:before="60"/>
+      </w:pPr>
+      <w:r>
+        <w:rPr>
+          <w:rFonts w:ascii="Consolas" w:cs="Consolas" w:eastAsia="Consolas" w:hAnsi="Consolas"/>
+          <w:color w:val="f3e6c4"/>
+          <w:sz w:val="18"/>
+          <w:szCs w:val="18"/>
+        </w:rPr>
+        <w:t xml:space="preserve">const uid = 'kakao:' + me.id;</w:t>
+      </w:r>
+      <w:r>
+        <w:rPr>
+          <w:rFonts w:ascii="Consolas" w:cs="Consolas" w:eastAsia="Consolas" w:hAnsi="Consolas"/>
+          <w:color w:val="f3e6c4"/>
+          <w:sz w:val="18"/>
+          <w:szCs w:val="18"/>
+        </w:rPr>
+        <w:br/>
+        <w:t xml:space="preserve">const customToken = await admin.auth().createCustomToken(uid, {</w:t>
+      </w:r>
+      <w:r>
+        <w:rPr>
+          <w:rFonts w:ascii="Consolas" w:cs="Consolas" w:eastAsia="Consolas" w:hAnsi="Consolas"/>
+          <w:color w:val="f3e6c4"/>
+          <w:sz w:val="18"/>
+          <w:szCs w:val="18"/>
+        </w:rPr>
+        <w:br/>
+        <w:t xml:space="preserve">  provider: 'kakao', name, email: acc.email || '', picture: photo</w:t>
+      </w:r>
+      <w:r>
+        <w:rPr>
+          <w:rFonts w:ascii="Consolas" w:cs="Consolas" w:eastAsia="Consolas" w:hAnsi="Consolas"/>
+          <w:color w:val="f3e6c4"/>
+          <w:sz w:val="18"/>
+          <w:szCs w:val="18"/>
+        </w:rPr>
+        <w:br/>
+        <w:t xml:space="preserve">});</w:t>
+      </w:r>
+      <w:r>
+        <w:rPr>
+          <w:rFonts w:ascii="Consolas" w:cs="Consolas" w:eastAsia="Consolas" w:hAnsi="Consolas"/>
+          <w:color w:val="f3e6c4"/>
+          <w:sz w:val="18"/>
+          <w:szCs w:val="18"/>
+        </w:rPr>
+        <w:br/>
+        <w:t xml:space="preserve">const frag = new URLSearchParams({ token: customToken, name, photo });</w:t>
+      </w:r>
+      <w:r>
+        <w:rPr>
+          <w:rFonts w:ascii="Consolas" w:cs="Consolas" w:eastAsia="Consolas" w:hAnsi="Consolas"/>
+          <w:color w:val="f3e6c4"/>
+          <w:sz w:val="18"/>
+          <w:szCs w:val="18"/>
+        </w:rPr>
+        <w:br/>
+        <w:t xml:space="preserve">res.redirect(SITE + '#kakao&amp;' + frag.toString());</w:t>
+      </w:r>
+    </w:p>
+    <w:p>
+      <w:pPr>
+        <w:pStyle w:val="Heading2"/>
+        <w:spacing w:after="80" w:before="180"/>
+      </w:pPr>
+      <w:r>
+        <w:rPr>
+          <w:b/>
+          <w:bCs/>
+          <w:color w:val="2b2420"/>
+          <w:sz w:val="26"/>
+          <w:szCs w:val="26"/>
+        </w:rPr>
+        <w:t xml:space="preserve">C. 클라이언트 — 로그인 시작 &amp; 복귀 처리</w:t>
+      </w:r>
+    </w:p>
+    <w:p>
+      <w:pPr>
+        <w:pBdr>
+          <w:left w:val="single" w:color="b8860b" w:sz="18" w:space="6"/>
+        </w:pBdr>
+        <w:shd w:color="2b2420" w:val="solid"/>
+        <w:spacing w:after="120" w:before="60"/>
+      </w:pPr>
+      <w:r>
+        <w:rPr>
+          <w:rFonts w:ascii="Consolas" w:cs="Consolas" w:eastAsia="Consolas" w:hAnsi="Consolas"/>
+          <w:color w:val="f3e6c4"/>
+          <w:sz w:val="18"/>
+          <w:szCs w:val="18"/>
+        </w:rPr>
+        <w:t xml:space="preserve">// 카카오 인가 페이지로 이동</w:t>
+      </w:r>
+      <w:r>
+        <w:rPr>
+          <w:rFonts w:ascii="Consolas" w:cs="Consolas" w:eastAsia="Consolas" w:hAnsi="Consolas"/>
+          <w:color w:val="f3e6c4"/>
+          <w:sz w:val="18"/>
+          <w:szCs w:val="18"/>
+        </w:rPr>
+        <w:br/>
+        <w:t xml:space="preserve">location.href = 'https://kauth.kakao.com/oauth/authorize'</w:t>
+      </w:r>
+      <w:r>
+        <w:rPr>
+          <w:rFonts w:ascii="Consolas" w:cs="Consolas" w:eastAsia="Consolas" w:hAnsi="Consolas"/>
+          <w:color w:val="f3e6c4"/>
+          <w:sz w:val="18"/>
+          <w:szCs w:val="18"/>
+        </w:rPr>
+        <w:br/>
+        <w:t xml:space="preserve">  + '?response_type=code&amp;client_id=' + KAKAO_REST_API_KEY</w:t>
+      </w:r>
+      <w:r>
+        <w:rPr>
+          <w:rFonts w:ascii="Consolas" w:cs="Consolas" w:eastAsia="Consolas" w:hAnsi="Consolas"/>
+          <w:color w:val="f3e6c4"/>
+          <w:sz w:val="18"/>
+          <w:szCs w:val="18"/>
+        </w:rPr>
+        <w:br/>
+        <w:t xml:space="preserve">  + '&amp;redirect_uri=' + encodeURIComponent(KAKAO_REDIRECT_URI);</w:t>
+      </w:r>
+      <w:r>
+        <w:rPr>
+          <w:rFonts w:ascii="Consolas" w:cs="Consolas" w:eastAsia="Consolas" w:hAnsi="Consolas"/>
+          <w:color w:val="f3e6c4"/>
+          <w:sz w:val="18"/>
+          <w:szCs w:val="18"/>
+        </w:rPr>
+        <w:br/>
+        <w:t xml:space="preserve"> </w:t>
+      </w:r>
+      <w:r>
+        <w:rPr>
+          <w:rFonts w:ascii="Consolas" w:cs="Consolas" w:eastAsia="Consolas" w:hAnsi="Consolas"/>
+          <w:color w:val="f3e6c4"/>
+          <w:sz w:val="18"/>
+          <w:szCs w:val="18"/>
+        </w:rPr>
+        <w:br/>
+        <w:t xml:space="preserve">// 되돌아왔을 때: 커스텀 토큰으로 로그인</w:t>
+      </w:r>
+      <w:r>
+        <w:rPr>
+          <w:rFonts w:ascii="Consolas" w:cs="Consolas" w:eastAsia="Consolas" w:hAnsi="Consolas"/>
+          <w:color w:val="f3e6c4"/>
+          <w:sz w:val="18"/>
+          <w:szCs w:val="18"/>
+        </w:rPr>
+        <w:br/>
+        <w:t xml:space="preserve">await signInWithCustomToken(auth, token);</w:t>
+      </w:r>
+      <w:r>
+        <w:rPr>
+          <w:rFonts w:ascii="Consolas" w:cs="Consolas" w:eastAsia="Consolas" w:hAnsi="Consolas"/>
+          <w:color w:val="f3e6c4"/>
+          <w:sz w:val="18"/>
+          <w:szCs w:val="18"/>
+        </w:rPr>
+        <w:br/>
+        <w:t xml:space="preserve">await updateProfile(auth.currentUser,</w:t>
+      </w:r>
+      <w:r>
+        <w:rPr>
+          <w:rFonts w:ascii="Consolas" w:cs="Consolas" w:eastAsia="Consolas" w:hAnsi="Consolas"/>
+          <w:color w:val="f3e6c4"/>
+          <w:sz w:val="18"/>
+          <w:szCs w:val="18"/>
+        </w:rPr>
+        <w:br/>
+        <w:t xml:space="preserve">  { displayName: name, photoURL: photo });</w:t>
+      </w:r>
+    </w:p>
+    <w:p>
+      <w:pPr>
+        <w:pStyle w:val="Heading2"/>
+        <w:spacing w:after="80" w:before="180"/>
+      </w:pPr>
+      <w:r>
+        <w:rPr>
+          <w:b/>
+          <w:bCs/>
+          <w:color w:val="2b2420"/>
+          <w:sz w:val="26"/>
+          <w:szCs w:val="26"/>
+        </w:rPr>
+        <w:t xml:space="preserve">D. 프로필 저장 계층 (로컬/클라우드 전환)</w:t>
+      </w:r>
+    </w:p>
+    <w:p>
+      <w:pPr>
+        <w:pBdr>
+          <w:left w:val="single" w:color="b8860b" w:sz="18" w:space="6"/>
+        </w:pBdr>
+        <w:shd w:color="2b2420" w:val="solid"/>
+        <w:spacing w:after="120" w:before="60"/>
+      </w:pPr>
+      <w:r>
+        <w:rPr>
+          <w:rFonts w:ascii="Consolas" w:cs="Consolas" w:eastAsia="Consolas" w:hAnsi="Consolas"/>
+          <w:color w:val="f3e6c4"/>
+          <w:sz w:val="18"/>
+          <w:szCs w:val="18"/>
+        </w:rPr>
+        <w:t xml:space="preserve">function storeProfiles(obj){</w:t>
+      </w:r>
+      <w:r>
+        <w:rPr>
+          <w:rFonts w:ascii="Consolas" w:cs="Consolas" w:eastAsia="Consolas" w:hAnsi="Consolas"/>
+          <w:color w:val="f3e6c4"/>
+          <w:sz w:val="18"/>
+          <w:szCs w:val="18"/>
+        </w:rPr>
+        <w:br/>
+        <w:t xml:space="preserve">  profilesCache = obj;</w:t>
+      </w:r>
+      <w:r>
+        <w:rPr>
+          <w:rFonts w:ascii="Consolas" w:cs="Consolas" w:eastAsia="Consolas" w:hAnsi="Consolas"/>
+          <w:color w:val="f3e6c4"/>
+          <w:sz w:val="18"/>
+          <w:szCs w:val="18"/>
+        </w:rPr>
+        <w:br/>
+        <w:t xml:space="preserve">  if(cloudUser &amp;&amp; window.SajuCloud){</w:t>
+      </w:r>
+      <w:r>
+        <w:rPr>
+          <w:rFonts w:ascii="Consolas" w:cs="Consolas" w:eastAsia="Consolas" w:hAnsi="Consolas"/>
+          <w:color w:val="f3e6c4"/>
+          <w:sz w:val="18"/>
+          <w:szCs w:val="18"/>
+        </w:rPr>
+        <w:br/>
+        <w:t xml:space="preserve">    window.SajuCloud.save(obj); return true;   // 클라우드</w:t>
+      </w:r>
+      <w:r>
+        <w:rPr>
+          <w:rFonts w:ascii="Consolas" w:cs="Consolas" w:eastAsia="Consolas" w:hAnsi="Consolas"/>
+          <w:color w:val="f3e6c4"/>
+          <w:sz w:val="18"/>
+          <w:szCs w:val="18"/>
+        </w:rPr>
+        <w:br/>
+        <w:t xml:space="preserve">  }</w:t>
+      </w:r>
+      <w:r>
+        <w:rPr>
+          <w:rFonts w:ascii="Consolas" w:cs="Consolas" w:eastAsia="Consolas" w:hAnsi="Consolas"/>
+          <w:color w:val="f3e6c4"/>
+          <w:sz w:val="18"/>
+          <w:szCs w:val="18"/>
+        </w:rPr>
+        <w:br/>
+        <w:t xml:space="preserve">  return saveLocal(obj);                        // 로컬</w:t>
+      </w:r>
+      <w:r>
+        <w:rPr>
+          <w:rFonts w:ascii="Consolas" w:cs="Consolas" w:eastAsia="Consolas" w:hAnsi="Consolas"/>
+          <w:color w:val="f3e6c4"/>
+          <w:sz w:val="18"/>
+          <w:szCs w:val="18"/>
+        </w:rPr>
+        <w:br/>
+        <w:t xml:space="preserve">}</w:t>
+      </w:r>
+    </w:p>
+    <w:p>
+      <w:pPr>
+        <w:pStyle w:val="Heading2"/>
+        <w:spacing w:after="80" w:before="180"/>
+      </w:pPr>
+      <w:r>
+        <w:rPr>
+          <w:b/>
+          <w:bCs/>
+          <w:color w:val="2b2420"/>
+          <w:sz w:val="26"/>
+          <w:szCs w:val="26"/>
+        </w:rPr>
+        <w:t xml:space="preserve">E. 관리자 검증 (adminListMembers)</w:t>
+      </w:r>
+    </w:p>
+    <w:p>
+      <w:pPr>
+        <w:pBdr>
+          <w:left w:val="single" w:color="b8860b" w:sz="18" w:space="6"/>
+        </w:pBdr>
+        <w:shd w:color="2b2420" w:val="solid"/>
+        <w:spacing w:after="120" w:before="60"/>
+      </w:pPr>
+      <w:r>
+        <w:rPr>
+          <w:rFonts w:ascii="Consolas" w:cs="Consolas" w:eastAsia="Consolas" w:hAnsi="Consolas"/>
+          <w:color w:val="f3e6c4"/>
+          <w:sz w:val="18"/>
+          <w:szCs w:val="18"/>
+        </w:rPr>
+        <w:t xml:space="preserve">if(!context.auth)</w:t>
+      </w:r>
+      <w:r>
+        <w:rPr>
+          <w:rFonts w:ascii="Consolas" w:cs="Consolas" w:eastAsia="Consolas" w:hAnsi="Consolas"/>
+          <w:color w:val="f3e6c4"/>
+          <w:sz w:val="18"/>
+          <w:szCs w:val="18"/>
+        </w:rPr>
+        <w:br/>
+        <w:t xml:space="preserve">  throw new functions.https.HttpsError('unauthenticated', ...);</w:t>
+      </w:r>
+      <w:r>
+        <w:rPr>
+          <w:rFonts w:ascii="Consolas" w:cs="Consolas" w:eastAsia="Consolas" w:hAnsi="Consolas"/>
+          <w:color w:val="f3e6c4"/>
+          <w:sz w:val="18"/>
+          <w:szCs w:val="18"/>
+        </w:rPr>
+        <w:br/>
+        <w:t xml:space="preserve">const email = context.auth.token.email || '';</w:t>
+      </w:r>
+      <w:r>
+        <w:rPr>
+          <w:rFonts w:ascii="Consolas" w:cs="Consolas" w:eastAsia="Consolas" w:hAnsi="Consolas"/>
+          <w:color w:val="f3e6c4"/>
+          <w:sz w:val="18"/>
+          <w:szCs w:val="18"/>
+        </w:rPr>
+        <w:br/>
+        <w:t xml:space="preserve">if(!ADMIN_EMAILS.includes(email))</w:t>
+      </w:r>
+      <w:r>
+        <w:rPr>
+          <w:rFonts w:ascii="Consolas" w:cs="Consolas" w:eastAsia="Consolas" w:hAnsi="Consolas"/>
+          <w:color w:val="f3e6c4"/>
+          <w:sz w:val="18"/>
+          <w:szCs w:val="18"/>
+        </w:rPr>
+        <w:br/>
+        <w:t xml:space="preserve">  throw new functions.https.HttpsError('permission-denied',</w:t>
+      </w:r>
+      <w:r>
+        <w:rPr>
+          <w:rFonts w:ascii="Consolas" w:cs="Consolas" w:eastAsia="Consolas" w:hAnsi="Consolas"/>
+          <w:color w:val="f3e6c4"/>
+          <w:sz w:val="18"/>
+          <w:szCs w:val="18"/>
+        </w:rPr>
+        <w:br/>
+        <w:t xml:space="preserve">    '관리자만 접근할 수 있습니다.');</w:t>
+      </w:r>
+    </w:p>
     <w:sectPr>
+      <w:footerReference w:type="default" r:id="rId7"/>
       <w:pgSz w:w="11906" w:h="16838" w:orient="portrait"/>
-      <w:pgMar w:top="1000" w:right="1100" w:bottom="1000" w:left="1100" w:header="708" w:footer="708" w:gutter="0"/>
+      <w:pgMar w:top="1000" w:right="1100" w:bottom="1100" w:left="1100" w:header="708" w:footer="708" w:gutter="0"/>
       <w:pgNumType/>
       <w:docGrid w:linePitch="360"/>
     </w:sectPr>
@@ -2172,6 +3230,29 @@
     </w:p>
   </w:endnote>
 </w:endnotes>
+</file>
+
+<file path=word/footer1.xml><?xml version="1.0" encoding="utf-8"?>
+<w:ftr xmlns:wpc="http://schemas.microsoft.com/office/word/2010/wordprocessingCanvas" xmlns:mc="http://schemas.openxmlformats.org/markup-compatibility/2006" xmlns:o="urn:schemas-microsoft-com:office:office" xmlns:r="http://schemas.openxmlformats.org/officeDocument/2006/relationships" xmlns:m="http://schemas.openxmlformats.org/officeDocument/2006/math" xmlns:v="urn:schemas-microsoft-com:vml" xmlns:wp14="http://schemas.microsoft.com/office/word/2010/wordprocessingDrawing" xmlns:wp="http://schemas.openxmlformats.org/drawingml/2006/wordprocessingDrawing" xmlns:w10="urn:schemas-microsoft-com:office:word" xmlns:w="http://schemas.openxmlformats.org/wordprocessingml/2006/main" xmlns:w14="http://schemas.microsoft.com/office/word/2010/wordml" xmlns:w15="http://schemas.microsoft.com/office/word/2012/wordml" xmlns:wpg="http://schemas.microsoft.com/office/word/2010/wordprocessingGroup" xmlns:wpi="http://schemas.microsoft.com/office/word/2010/wordprocessingInk" xmlns:wne="http://schemas.microsoft.com/office/word/2006/wordml" xmlns:wps="http://schemas.microsoft.com/office/word/2010/wordprocessingShape">
+  <w:p>
+    <w:pPr>
+      <w:jc w:val="center"/>
+    </w:pPr>
+    <w:r>
+      <w:rPr>
+        <w:color w:val="7a6f63"/>
+        <w:sz w:val="18"/>
+        <w:szCs w:val="18"/>
+      </w:rPr>
+      <w:t xml:space="preserve">— </w:t>
+      <w:fldChar w:fldCharType="begin"/>
+      <w:instrText xml:space="preserve">PAGE</w:instrText>
+      <w:fldChar w:fldCharType="separate"/>
+      <w:fldChar w:fldCharType="end"/>
+      <w:t xml:space="preserve"> —</w:t>
+    </w:r>
+  </w:p>
+</w:ftr>
 </file>
 
 <file path=word/footnotes.xml><?xml version="1.0" encoding="utf-8"?>
